--- a/Chapter_19_IPv6/Chapter_19_IPv6.docx
+++ b/Chapter_19_IPv6/Chapter_19_IPv6.docx
@@ -189,12 +189,77 @@
         </w:drawing>
       </w:r>
     </w:p>
+    <w:p>
+      <w:r>
+        <w:rPr>
+          <w:noProof/>
+        </w:rPr>
+        <w:drawing>
+          <wp:inline distT="0" distB="0" distL="0" distR="0" wp14:anchorId="268D040D" wp14:editId="0CE62C94">
+            <wp:extent cx="6736976" cy="2988735"/>
+            <wp:effectExtent l="0" t="0" r="6985" b="2540"/>
+            <wp:docPr id="3" name="Picture 3"/>
+            <wp:cNvGraphicFramePr>
+              <a:graphicFrameLocks xmlns:a="http://schemas.openxmlformats.org/drawingml/2006/main" noChangeAspect="1"/>
+            </wp:cNvGraphicFramePr>
+            <a:graphic xmlns:a="http://schemas.openxmlformats.org/drawingml/2006/main">
+              <a:graphicData uri="http://schemas.openxmlformats.org/drawingml/2006/picture">
+                <pic:pic xmlns:pic="http://schemas.openxmlformats.org/drawingml/2006/picture">
+                  <pic:nvPicPr>
+                    <pic:cNvPr id="0" name="Picture 1"/>
+                    <pic:cNvPicPr>
+                      <a:picLocks noChangeAspect="1" noChangeArrowheads="1"/>
+                    </pic:cNvPicPr>
+                  </pic:nvPicPr>
+                  <pic:blipFill>
+                    <a:blip r:embed="rId9">
+                      <a:extLst>
+                        <a:ext uri="{28A0092B-C50C-407E-A947-70E740481C1C}">
+                          <a14:useLocalDpi xmlns:a14="http://schemas.microsoft.com/office/drawing/2010/main" val="0"/>
+                        </a:ext>
+                      </a:extLst>
+                    </a:blip>
+                    <a:srcRect/>
+                    <a:stretch>
+                      <a:fillRect/>
+                    </a:stretch>
+                  </pic:blipFill>
+                  <pic:spPr bwMode="auto">
+                    <a:xfrm>
+                      <a:off x="0" y="0"/>
+                      <a:ext cx="6745227" cy="2992396"/>
+                    </a:xfrm>
+                    <a:prstGeom prst="rect">
+                      <a:avLst/>
+                    </a:prstGeom>
+                    <a:noFill/>
+                    <a:ln>
+                      <a:noFill/>
+                    </a:ln>
+                  </pic:spPr>
+                </pic:pic>
+              </a:graphicData>
+            </a:graphic>
+          </wp:inline>
+        </w:drawing>
+      </w:r>
+      <w:hyperlink r:id="rId10" w:history="1">
+        <w:r>
+          <w:rPr>
+            <w:rStyle w:val="Hyperlink"/>
+          </w:rPr>
+          <w:t>https://support.huawei.com/enterprise/en/doc/EDOC1100511825/a06f4348/understanding-ipv6</w:t>
+        </w:r>
+      </w:hyperlink>
+    </w:p>
     <w:p/>
+    <w:p/>
     <w:p>
       <w:r>
         <w:rPr>
           <w:noProof/>
         </w:rPr>
+        <w:lastRenderedPageBreak/>
         <w:drawing>
           <wp:inline distT="0" distB="0" distL="0" distR="0" wp14:anchorId="1B2E6512" wp14:editId="255399D4">
             <wp:extent cx="6924675" cy="2438400"/>
@@ -213,7 +278,7 @@
                     </pic:cNvPicPr>
                   </pic:nvPicPr>
                   <pic:blipFill>
-                    <a:blip r:embed="rId9">
+                    <a:blip r:embed="rId11">
                       <a:extLst>
                         <a:ext uri="{28A0092B-C50C-407E-A947-70E740481C1C}">
                           <a14:useLocalDpi xmlns:a14="http://schemas.microsoft.com/office/drawing/2010/main" val="0"/>
@@ -250,7 +315,6 @@
         <w:rPr>
           <w:noProof/>
         </w:rPr>
-        <w:lastRenderedPageBreak/>
         <w:drawing>
           <wp:inline distT="0" distB="0" distL="0" distR="0" wp14:anchorId="37E2000C" wp14:editId="3201B540">
             <wp:extent cx="6932295" cy="3907790"/>
@@ -269,7 +333,7 @@
                     </pic:cNvPicPr>
                   </pic:nvPicPr>
                   <pic:blipFill>
-                    <a:blip r:embed="rId10">
+                    <a:blip r:embed="rId12">
                       <a:extLst>
                         <a:ext uri="{28A0092B-C50C-407E-A947-70E740481C1C}">
                           <a14:useLocalDpi xmlns:a14="http://schemas.microsoft.com/office/drawing/2010/main" val="0"/>
@@ -336,6 +400,7 @@
         <w:rPr>
           <w:noProof/>
         </w:rPr>
+        <w:lastRenderedPageBreak/>
         <w:drawing>
           <wp:inline distT="0" distB="0" distL="0" distR="0" wp14:anchorId="36BE79A8" wp14:editId="006EBB81">
             <wp:extent cx="6932295" cy="3016885"/>
@@ -354,7 +419,7 @@
                     </pic:cNvPicPr>
                   </pic:nvPicPr>
                   <pic:blipFill>
-                    <a:blip r:embed="rId11">
+                    <a:blip r:embed="rId13">
                       <a:extLst>
                         <a:ext uri="{28A0092B-C50C-407E-A947-70E740481C1C}">
                           <a14:useLocalDpi xmlns:a14="http://schemas.microsoft.com/office/drawing/2010/main" val="0"/>
@@ -391,7 +456,6 @@
         <w:rPr>
           <w:noProof/>
         </w:rPr>
-        <w:lastRenderedPageBreak/>
         <w:drawing>
           <wp:inline distT="0" distB="0" distL="0" distR="0" wp14:anchorId="305CC181" wp14:editId="3B7D43EB">
             <wp:extent cx="6932295" cy="1859915"/>
@@ -410,7 +474,7 @@
                     </pic:cNvPicPr>
                   </pic:nvPicPr>
                   <pic:blipFill>
-                    <a:blip r:embed="rId12">
+                    <a:blip r:embed="rId14">
                       <a:extLst>
                         <a:ext uri="{28A0092B-C50C-407E-A947-70E740481C1C}">
                           <a14:useLocalDpi xmlns:a14="http://schemas.microsoft.com/office/drawing/2010/main" val="0"/>
@@ -465,7 +529,7 @@
                     </pic:cNvPicPr>
                   </pic:nvPicPr>
                   <pic:blipFill>
-                    <a:blip r:embed="rId13">
+                    <a:blip r:embed="rId15">
                       <a:extLst>
                         <a:ext uri="{28A0092B-C50C-407E-A947-70E740481C1C}">
                           <a14:useLocalDpi xmlns:a14="http://schemas.microsoft.com/office/drawing/2010/main" val="0"/>
@@ -521,7 +585,7 @@
                     </pic:cNvPicPr>
                   </pic:nvPicPr>
                   <pic:blipFill>
-                    <a:blip r:embed="rId14">
+                    <a:blip r:embed="rId16">
                       <a:extLst>
                         <a:ext uri="{28A0092B-C50C-407E-A947-70E740481C1C}">
                           <a14:useLocalDpi xmlns:a14="http://schemas.microsoft.com/office/drawing/2010/main" val="0"/>
@@ -554,7 +618,7 @@
       </w:r>
     </w:p>
     <w:sectPr>
-      <w:headerReference w:type="default" r:id="rId15"/>
+      <w:headerReference w:type="default" r:id="rId17"/>
       <w:pgSz w:w="11906" w:h="16838"/>
       <w:pgMar w:top="1440" w:right="424" w:bottom="1440" w:left="567" w:header="708" w:footer="708" w:gutter="0"/>
       <w:cols w:space="708"/>
@@ -1107,6 +1171,29 @@
     <w:uiPriority w:val="99"/>
     <w:rsid w:val="00FD4449"/>
   </w:style>
+  <w:style w:type="character" w:styleId="Hyperlink">
+    <w:name w:val="Hyperlink"/>
+    <w:basedOn w:val="DefaultParagraphFont"/>
+    <w:uiPriority w:val="99"/>
+    <w:unhideWhenUsed/>
+    <w:rsid w:val="00DE3A8E"/>
+    <w:rPr>
+      <w:color w:val="0563C1" w:themeColor="hyperlink"/>
+      <w:u w:val="single"/>
+    </w:rPr>
+  </w:style>
+  <w:style w:type="character" w:styleId="UnresolvedMention">
+    <w:name w:val="Unresolved Mention"/>
+    <w:basedOn w:val="DefaultParagraphFont"/>
+    <w:uiPriority w:val="99"/>
+    <w:semiHidden/>
+    <w:unhideWhenUsed/>
+    <w:rsid w:val="00DE3A8E"/>
+    <w:rPr>
+      <w:color w:val="605E5C"/>
+      <w:shd w:val="clear" w:color="auto" w:fill="E1DFDD"/>
+    </w:rPr>
+  </w:style>
 </w:styles>
 </file>
 
